--- a/plantillas/licenciatura_registro.docx
+++ b/plantillas/licenciatura_registro.docx
@@ -120,6 +120,17 @@
           <w:sz w:val="40"/>
           <w:szCs w:val="40"/>
         </w:rPr>
+        <w:t xml:space="preserve">  </w:t>
+      </w:r>
+      <w:r>
+        <w:rPr>
+          <w:rFonts w:cs="Arial" w:ascii="Avenir Next" w:hAnsi="Avenir Next"/>
+          <w:b/>
+          <w:bCs/>
+          <w:color w:val="FF0000"/>
+          <w:sz w:val="40"/>
+          <w:szCs w:val="40"/>
+        </w:rPr>
         <w:t>C.A.E.P.</w:t>
         <w:tab/>
         <w:tab/>
@@ -133,22 +144,18 @@
         <w:ind w:firstLine="708" w:left="708"/>
         <w:jc w:val="right"/>
         <w:rPr>
-          <w:rFonts w:ascii="Avenir Next" w:hAnsi="Avenir Next" w:cs="Arial"/>
+          <w:sz w:val="24"/>
+          <w:szCs w:val="24"/>
+        </w:rPr>
+      </w:pPr>
+      <w:r>
+        <w:rPr>
+          <w:rFonts w:cs="Arial" w:ascii="Avenir Next" w:hAnsi="Avenir Next"/>
           <w:b/>
           <w:bCs/>
           <w:color w:themeColor="text1" w:val="000000"/>
-          <w:sz w:val="28"/>
-          <w:szCs w:val="28"/>
-        </w:rPr>
-      </w:pPr>
-      <w:r>
-        <w:rPr>
-          <w:rFonts w:cs="Arial" w:ascii="Avenir Next" w:hAnsi="Avenir Next"/>
-          <w:b/>
-          <w:bCs/>
-          <w:color w:themeColor="text1" w:val="000000"/>
-          <w:sz w:val="28"/>
-          <w:szCs w:val="28"/>
+          <w:sz w:val="24"/>
+          <w:szCs w:val="24"/>
         </w:rPr>
         <w:t>Centro de Asesoría Educativa Profesional</w:t>
       </w:r>
@@ -203,6 +210,7 @@
           <w:sz w:val="16"/>
           <w:szCs w:val="16"/>
         </w:rPr>
+        <w:tab/>
         <w:t>“</w:t>
       </w:r>
       <w:r>
@@ -228,14 +236,13 @@
         <w:tab/>
         <w:tab/>
         <w:tab/>
-        <w:tab/>
       </w:r>
       <w:r>
         <w:rPr>
           <w:rFonts w:cs="Arial" w:ascii="Avenir Next" w:hAnsi="Avenir Next"/>
           <w:b/>
           <w:bCs/>
-          <w:color w:val="00B0F0"/>
+          <w:color w:val="EA7500"/>
           <w:sz w:val="28"/>
           <w:szCs w:val="28"/>
         </w:rPr>
@@ -257,6 +264,17 @@
           <w:szCs w:val="24"/>
         </w:rPr>
       </w:pPr>
+      <w:r>
+        <w:rPr>
+          <w:rFonts w:cs="Arial" w:ascii="Avenir Next" w:hAnsi="Avenir Next"/>
+          <w:b/>
+          <w:bCs/>
+          <w:color w:themeColor="text1" w:val="000000"/>
+          <w:sz w:val="24"/>
+          <w:szCs w:val="24"/>
+        </w:rPr>
+        <w:t xml:space="preserve">   </w:t>
+      </w:r>
       <w:r>
         <w:rPr>
           <w:rFonts w:cs="Arial" w:ascii="Avenir Next" w:hAnsi="Avenir Next"/>
@@ -346,7 +364,7 @@
                         <w:txbxContent>
                           <w:p>
                             <w:pPr>
-                              <w:pStyle w:val="Contenidodelmarco"/>
+                              <w:pStyle w:val="Contenidodelmarcouser"/>
                               <w:spacing w:before="0" w:after="160"/>
                               <w:jc w:val="center"/>
                               <w:rPr>
@@ -361,6 +379,7 @@
                                 <w:rFonts w:ascii="Avenir Next" w:hAnsi="Avenir Next"/>
                                 <w:b/>
                                 <w:bCs/>
+                                <w:color w:val="000000"/>
                                 <w:lang w:val="es-ES_tradnl"/>
                               </w:rPr>
                               <w:t>{{ nombre_alumno }}</w:t>
@@ -387,7 +406,7 @@
                   <w:txbxContent>
                     <w:p>
                       <w:pPr>
-                        <w:pStyle w:val="Contenidodelmarco"/>
+                        <w:pStyle w:val="Contenidodelmarcouser"/>
                         <w:spacing w:before="0" w:after="160"/>
                         <w:jc w:val="center"/>
                         <w:rPr>
@@ -402,6 +421,7 @@
                           <w:rFonts w:ascii="Avenir Next" w:hAnsi="Avenir Next"/>
                           <w:b/>
                           <w:bCs/>
+                          <w:color w:val="000000"/>
                           <w:lang w:val="es-ES_tradnl"/>
                         </w:rPr>
                         <w:t>{{ nombre_alumno }}</w:t>
@@ -481,7 +501,7 @@
                         <w:txbxContent>
                           <w:p>
                             <w:pPr>
-                              <w:pStyle w:val="Contenidodelmarco"/>
+                              <w:pStyle w:val="Contenidodelmarcouser"/>
                               <w:spacing w:before="0" w:after="160"/>
                               <w:jc w:val="center"/>
                               <w:rPr>
@@ -496,6 +516,7 @@
                                 <w:rFonts w:ascii="Avenir Next" w:hAnsi="Avenir Next"/>
                                 <w:b/>
                                 <w:bCs/>
+                                <w:color w:val="000000"/>
                                 <w:lang w:val="es-ES_tradnl"/>
                               </w:rPr>
                               <w:t>{{ fecha_nac }}</w:t>
@@ -522,7 +543,7 @@
                   <w:txbxContent>
                     <w:p>
                       <w:pPr>
-                        <w:pStyle w:val="Contenidodelmarco"/>
+                        <w:pStyle w:val="Contenidodelmarcouser"/>
                         <w:spacing w:before="0" w:after="160"/>
                         <w:jc w:val="center"/>
                         <w:rPr>
@@ -537,6 +558,7 @@
                           <w:rFonts w:ascii="Avenir Next" w:hAnsi="Avenir Next"/>
                           <w:b/>
                           <w:bCs/>
+                          <w:color w:val="000000"/>
                           <w:lang w:val="es-ES_tradnl"/>
                         </w:rPr>
                         <w:t>{{ fecha_nac }}</w:t>
@@ -591,7 +613,7 @@
                         <w:txbxContent>
                           <w:p>
                             <w:pPr>
-                              <w:pStyle w:val="Contenidodelmarco"/>
+                              <w:pStyle w:val="Contenidodelmarcouser"/>
                               <w:spacing w:before="0" w:after="160"/>
                               <w:jc w:val="center"/>
                               <w:rPr>
@@ -606,6 +628,7 @@
                                 <w:rFonts w:ascii="Avenir Next" w:hAnsi="Avenir Next"/>
                                 <w:b/>
                                 <w:bCs/>
+                                <w:color w:val="000000"/>
                                 <w:lang w:val="es-ES_tradnl"/>
                               </w:rPr>
                               <w:t>{{ edad }} años</w:t>
@@ -632,7 +655,7 @@
                   <w:txbxContent>
                     <w:p>
                       <w:pPr>
-                        <w:pStyle w:val="Contenidodelmarco"/>
+                        <w:pStyle w:val="Contenidodelmarcouser"/>
                         <w:spacing w:before="0" w:after="160"/>
                         <w:jc w:val="center"/>
                         <w:rPr>
@@ -647,6 +670,7 @@
                           <w:rFonts w:ascii="Avenir Next" w:hAnsi="Avenir Next"/>
                           <w:b/>
                           <w:bCs/>
+                          <w:color w:val="000000"/>
                           <w:lang w:val="es-ES_tradnl"/>
                         </w:rPr>
                         <w:t>{{ edad }} años</w:t>
@@ -722,7 +746,7 @@
                         <w:txbxContent>
                           <w:p>
                             <w:pPr>
-                              <w:pStyle w:val="Contenidodelmarco"/>
+                              <w:pStyle w:val="Contenidodelmarcouser"/>
                               <w:spacing w:before="0" w:after="160"/>
                               <w:jc w:val="center"/>
                               <w:rPr>
@@ -737,6 +761,7 @@
                                 <w:rFonts w:ascii="Avenir Next" w:hAnsi="Avenir Next"/>
                                 <w:b/>
                                 <w:bCs/>
+                                <w:color w:val="000000"/>
                                 <w:lang w:val="es-ES_tradnl"/>
                               </w:rPr>
                               <w:t>{{ nombre_tutor }}</w:t>
@@ -763,7 +788,7 @@
                   <w:txbxContent>
                     <w:p>
                       <w:pPr>
-                        <w:pStyle w:val="Contenidodelmarco"/>
+                        <w:pStyle w:val="Contenidodelmarcouser"/>
                         <w:spacing w:before="0" w:after="160"/>
                         <w:jc w:val="center"/>
                         <w:rPr>
@@ -778,6 +803,7 @@
                           <w:rFonts w:ascii="Avenir Next" w:hAnsi="Avenir Next"/>
                           <w:b/>
                           <w:bCs/>
+                          <w:color w:val="000000"/>
                           <w:lang w:val="es-ES_tradnl"/>
                         </w:rPr>
                         <w:t>{{ nombre_tutor }}</w:t>
@@ -853,7 +879,7 @@
                         <w:txbxContent>
                           <w:p>
                             <w:pPr>
-                              <w:pStyle w:val="Contenidodelmarco"/>
+                              <w:pStyle w:val="Contenidodelmarcouser"/>
                               <w:spacing w:before="0" w:after="160"/>
                               <w:jc w:val="center"/>
                               <w:rPr>
@@ -868,6 +894,7 @@
                                 <w:rFonts w:ascii="Avenir Next" w:hAnsi="Avenir Next"/>
                                 <w:b/>
                                 <w:bCs/>
+                                <w:color w:val="000000"/>
                                 <w:lang w:val="es-ES_tradnl"/>
                               </w:rPr>
                               <w:t>{{ domicilio }}</w:t>
@@ -894,7 +921,7 @@
                   <w:txbxContent>
                     <w:p>
                       <w:pPr>
-                        <w:pStyle w:val="Contenidodelmarco"/>
+                        <w:pStyle w:val="Contenidodelmarcouser"/>
                         <w:spacing w:before="0" w:after="160"/>
                         <w:jc w:val="center"/>
                         <w:rPr>
@@ -909,6 +936,7 @@
                           <w:rFonts w:ascii="Avenir Next" w:hAnsi="Avenir Next"/>
                           <w:b/>
                           <w:bCs/>
+                          <w:color w:val="000000"/>
                           <w:lang w:val="es-ES_tradnl"/>
                         </w:rPr>
                         <w:t>{{ domicilio }}</w:t>
@@ -928,15 +956,7 @@
           <w:sz w:val="24"/>
           <w:szCs w:val="24"/>
         </w:rPr>
-        <w:t>Nombre del tutor(a): _____________________________________________________________</w:t>
-      </w:r>
-      <w:r>
-        <w:rPr>
-          <w:rFonts w:cs="Arial" w:ascii="Avenir Next" w:hAnsi="Avenir Next"/>
-          <w:sz w:val="24"/>
-          <w:szCs w:val="24"/>
-        </w:rPr>
-        <w:t>_</w:t>
+        <w:t>Nombre del tutor(a): ______________________________________________________________</w:t>
       </w:r>
     </w:p>
     <w:p>
@@ -992,7 +1012,7 @@
                         <w:txbxContent>
                           <w:p>
                             <w:pPr>
-                              <w:pStyle w:val="Contenidodelmarco"/>
+                              <w:pStyle w:val="Contenidodelmarcouser"/>
                               <w:spacing w:before="0" w:after="160"/>
                               <w:jc w:val="center"/>
                               <w:rPr>
@@ -1007,6 +1027,7 @@
                                 <w:rFonts w:ascii="Avenir Next" w:hAnsi="Avenir Next"/>
                                 <w:b/>
                                 <w:bCs/>
+                                <w:color w:val="000000"/>
                                 <w:lang w:val="es-ES_tradnl"/>
                               </w:rPr>
                               <w:t>{{ ocupacion_tutor }}</w:t>
@@ -1033,7 +1054,7 @@
                   <w:txbxContent>
                     <w:p>
                       <w:pPr>
-                        <w:pStyle w:val="Contenidodelmarco"/>
+                        <w:pStyle w:val="Contenidodelmarcouser"/>
                         <w:spacing w:before="0" w:after="160"/>
                         <w:jc w:val="center"/>
                         <w:rPr>
@@ -1048,6 +1069,7 @@
                           <w:rFonts w:ascii="Avenir Next" w:hAnsi="Avenir Next"/>
                           <w:b/>
                           <w:bCs/>
+                          <w:color w:val="000000"/>
                           <w:lang w:val="es-ES_tradnl"/>
                         </w:rPr>
                         <w:t>{{ ocupacion_tutor }}</w:t>
@@ -1123,7 +1145,7 @@
                         <w:txbxContent>
                           <w:p>
                             <w:pPr>
-                              <w:pStyle w:val="Contenidodelmarco"/>
+                              <w:pStyle w:val="Contenidodelmarcouser"/>
                               <w:spacing w:before="0" w:after="160"/>
                               <w:jc w:val="center"/>
                               <w:rPr>
@@ -1138,6 +1160,7 @@
                                 <w:rFonts w:ascii="Avenir Next" w:hAnsi="Avenir Next"/>
                                 <w:b/>
                                 <w:bCs/>
+                                <w:color w:val="000000"/>
                                 <w:lang w:val="es-ES_tradnl"/>
                               </w:rPr>
                               <w:t>{{ tel_particular }}</w:t>
@@ -1164,7 +1187,7 @@
                   <w:txbxContent>
                     <w:p>
                       <w:pPr>
-                        <w:pStyle w:val="Contenidodelmarco"/>
+                        <w:pStyle w:val="Contenidodelmarcouser"/>
                         <w:spacing w:before="0" w:after="160"/>
                         <w:jc w:val="center"/>
                         <w:rPr>
@@ -1179,6 +1202,7 @@
                           <w:rFonts w:ascii="Avenir Next" w:hAnsi="Avenir Next"/>
                           <w:b/>
                           <w:bCs/>
+                          <w:color w:val="000000"/>
                           <w:lang w:val="es-ES_tradnl"/>
                         </w:rPr>
                         <w:t>{{ tel_particular }}</w:t>
@@ -1254,7 +1278,7 @@
                         <w:txbxContent>
                           <w:p>
                             <w:pPr>
-                              <w:pStyle w:val="Contenidodelmarco"/>
+                              <w:pStyle w:val="Contenidodelmarcouser"/>
                               <w:spacing w:before="0" w:after="160"/>
                               <w:jc w:val="center"/>
                               <w:rPr>
@@ -1269,6 +1293,7 @@
                                 <w:rFonts w:ascii="Avenir Next" w:hAnsi="Avenir Next"/>
                                 <w:b/>
                                 <w:bCs/>
+                                <w:color w:val="000000"/>
                                 <w:lang w:val="es-ES_tradnl"/>
                               </w:rPr>
                               <w:t>{{ tel_celular }}</w:t>
@@ -1295,7 +1320,7 @@
                   <w:txbxContent>
                     <w:p>
                       <w:pPr>
-                        <w:pStyle w:val="Contenidodelmarco"/>
+                        <w:pStyle w:val="Contenidodelmarcouser"/>
                         <w:spacing w:before="0" w:after="160"/>
                         <w:jc w:val="center"/>
                         <w:rPr>
@@ -1310,6 +1335,7 @@
                           <w:rFonts w:ascii="Avenir Next" w:hAnsi="Avenir Next"/>
                           <w:b/>
                           <w:bCs/>
+                          <w:color w:val="000000"/>
                           <w:lang w:val="es-ES_tradnl"/>
                         </w:rPr>
                         <w:t>{{ tel_celular }}</w:t>
@@ -1385,7 +1411,7 @@
                         <w:txbxContent>
                           <w:p>
                             <w:pPr>
-                              <w:pStyle w:val="Contenidodelmarco"/>
+                              <w:pStyle w:val="Contenidodelmarcouser"/>
                               <w:spacing w:before="0" w:after="160"/>
                               <w:jc w:val="center"/>
                               <w:rPr>
@@ -1400,6 +1426,7 @@
                                 <w:rFonts w:ascii="Avenir Next" w:hAnsi="Avenir Next"/>
                                 <w:b/>
                                 <w:bCs/>
+                                <w:color w:val="000000"/>
                                 <w:lang w:val="es-ES_tradnl"/>
                               </w:rPr>
                               <w:t>{{ email }}</w:t>
@@ -1426,7 +1453,7 @@
                   <w:txbxContent>
                     <w:p>
                       <w:pPr>
-                        <w:pStyle w:val="Contenidodelmarco"/>
+                        <w:pStyle w:val="Contenidodelmarcouser"/>
                         <w:spacing w:before="0" w:after="160"/>
                         <w:jc w:val="center"/>
                         <w:rPr>
@@ -1441,6 +1468,7 @@
                           <w:rFonts w:ascii="Avenir Next" w:hAnsi="Avenir Next"/>
                           <w:b/>
                           <w:bCs/>
+                          <w:color w:val="000000"/>
                           <w:lang w:val="es-ES_tradnl"/>
                         </w:rPr>
                         <w:t>{{ email }}</w:t>
@@ -1557,7 +1585,7 @@
                         <w:txbxContent>
                           <w:p>
                             <w:pPr>
-                              <w:pStyle w:val="Contenidodelmarco"/>
+                              <w:pStyle w:val="Contenidodelmarcouser"/>
                               <w:spacing w:before="0" w:after="160"/>
                               <w:jc w:val="center"/>
                               <w:rPr>
@@ -1572,6 +1600,7 @@
                                 <w:rFonts w:ascii="Avenir Next" w:hAnsi="Avenir Next"/>
                                 <w:b/>
                                 <w:bCs/>
+                                <w:color w:val="000000"/>
                                 <w:lang w:val="es-ES_tradnl"/>
                               </w:rPr>
                               <w:t>{{ si_no_trabajar }}</w:t>
@@ -1598,7 +1627,7 @@
                   <w:txbxContent>
                     <w:p>
                       <w:pPr>
-                        <w:pStyle w:val="Contenidodelmarco"/>
+                        <w:pStyle w:val="Contenidodelmarcouser"/>
                         <w:spacing w:before="0" w:after="160"/>
                         <w:jc w:val="center"/>
                         <w:rPr>
@@ -1613,6 +1642,7 @@
                           <w:rFonts w:ascii="Avenir Next" w:hAnsi="Avenir Next"/>
                           <w:b/>
                           <w:bCs/>
+                          <w:color w:val="000000"/>
                           <w:lang w:val="es-ES_tradnl"/>
                         </w:rPr>
                         <w:t>{{ si_no_trabajar }}</w:t>
@@ -1667,7 +1697,7 @@
                         <w:txbxContent>
                           <w:p>
                             <w:pPr>
-                              <w:pStyle w:val="Contenidodelmarco"/>
+                              <w:pStyle w:val="Contenidodelmarcouser"/>
                               <w:spacing w:before="0" w:after="160"/>
                               <w:jc w:val="center"/>
                               <w:rPr>
@@ -1682,6 +1712,7 @@
                                 <w:rFonts w:ascii="Avenir Next" w:hAnsi="Avenir Next"/>
                                 <w:b/>
                                 <w:bCs/>
+                                <w:color w:val="000000"/>
                                 <w:lang w:val="es-ES_tradnl"/>
                               </w:rPr>
                               <w:t>{{ trabajar_donde }}</w:t>
@@ -1708,7 +1739,7 @@
                   <w:txbxContent>
                     <w:p>
                       <w:pPr>
-                        <w:pStyle w:val="Contenidodelmarco"/>
+                        <w:pStyle w:val="Contenidodelmarcouser"/>
                         <w:spacing w:before="0" w:after="160"/>
                         <w:jc w:val="center"/>
                         <w:rPr>
@@ -1723,6 +1754,7 @@
                           <w:rFonts w:ascii="Avenir Next" w:hAnsi="Avenir Next"/>
                           <w:b/>
                           <w:bCs/>
+                          <w:color w:val="000000"/>
                           <w:lang w:val="es-ES_tradnl"/>
                         </w:rPr>
                         <w:t>{{ trabajar_donde }}</w:t>
@@ -1802,7 +1834,7 @@
                         <w:txbxContent>
                           <w:p>
                             <w:pPr>
-                              <w:pStyle w:val="Contenidodelmarco"/>
+                              <w:pStyle w:val="Contenidodelmarcouser"/>
                               <w:spacing w:before="0" w:after="160"/>
                               <w:jc w:val="center"/>
                               <w:rPr>
@@ -1817,6 +1849,7 @@
                                 <w:rFonts w:ascii="Avenir Next" w:hAnsi="Avenir Next"/>
                                 <w:b/>
                                 <w:bCs/>
+                                <w:color w:val="000000"/>
                                 <w:lang w:val="es-ES_tradnl"/>
                               </w:rPr>
                               <w:t>{{ si_no_estudiar }}</w:t>
@@ -1843,7 +1876,7 @@
                   <w:txbxContent>
                     <w:p>
                       <w:pPr>
-                        <w:pStyle w:val="Contenidodelmarco"/>
+                        <w:pStyle w:val="Contenidodelmarcouser"/>
                         <w:spacing w:before="0" w:after="160"/>
                         <w:jc w:val="center"/>
                         <w:rPr>
@@ -1858,6 +1891,7 @@
                           <w:rFonts w:ascii="Avenir Next" w:hAnsi="Avenir Next"/>
                           <w:b/>
                           <w:bCs/>
+                          <w:color w:val="000000"/>
                           <w:lang w:val="es-ES_tradnl"/>
                         </w:rPr>
                         <w:t>{{ si_no_estudiar }}</w:t>
@@ -1912,7 +1946,7 @@
                         <w:txbxContent>
                           <w:p>
                             <w:pPr>
-                              <w:pStyle w:val="Contenidodelmarco"/>
+                              <w:pStyle w:val="Contenidodelmarcouser"/>
                               <w:spacing w:before="0" w:after="160"/>
                               <w:jc w:val="center"/>
                               <w:rPr>
@@ -1927,6 +1961,7 @@
                                 <w:rFonts w:ascii="Avenir Next" w:hAnsi="Avenir Next"/>
                                 <w:b/>
                                 <w:bCs/>
+                                <w:color w:val="000000"/>
                                 <w:lang w:val="es-ES_tradnl"/>
                               </w:rPr>
                               <w:t>{{ estudiar_donde }}</w:t>
@@ -1953,7 +1988,7 @@
                   <w:txbxContent>
                     <w:p>
                       <w:pPr>
-                        <w:pStyle w:val="Contenidodelmarco"/>
+                        <w:pStyle w:val="Contenidodelmarcouser"/>
                         <w:spacing w:before="0" w:after="160"/>
                         <w:jc w:val="center"/>
                         <w:rPr>
@@ -1968,6 +2003,7 @@
                           <w:rFonts w:ascii="Avenir Next" w:hAnsi="Avenir Next"/>
                           <w:b/>
                           <w:bCs/>
+                          <w:color w:val="000000"/>
                           <w:lang w:val="es-ES_tradnl"/>
                         </w:rPr>
                         <w:t>{{ estudiar_donde }}</w:t>
@@ -2043,7 +2079,7 @@
                         <w:txbxContent>
                           <w:p>
                             <w:pPr>
-                              <w:pStyle w:val="Contenidodelmarco"/>
+                              <w:pStyle w:val="Contenidodelmarcouser"/>
                               <w:spacing w:before="0" w:after="160"/>
                               <w:jc w:val="center"/>
                               <w:rPr>
@@ -2058,6 +2094,7 @@
                                 <w:rFonts w:ascii="Avenir Next" w:hAnsi="Avenir Next"/>
                                 <w:b/>
                                 <w:bCs/>
+                                <w:color w:val="000000"/>
                                 <w:lang w:val="es-ES_tradnl"/>
                               </w:rPr>
                               <w:t>{{ si_no_dejar }}</w:t>
@@ -2084,7 +2121,7 @@
                   <w:txbxContent>
                     <w:p>
                       <w:pPr>
-                        <w:pStyle w:val="Contenidodelmarco"/>
+                        <w:pStyle w:val="Contenidodelmarcouser"/>
                         <w:spacing w:before="0" w:after="160"/>
                         <w:jc w:val="center"/>
                         <w:rPr>
@@ -2099,6 +2136,7 @@
                           <w:rFonts w:ascii="Avenir Next" w:hAnsi="Avenir Next"/>
                           <w:b/>
                           <w:bCs/>
+                          <w:color w:val="000000"/>
                           <w:lang w:val="es-ES_tradnl"/>
                         </w:rPr>
                         <w:t>{{ si_no_dejar }}</w:t>
@@ -2153,7 +2191,7 @@
                         <w:txbxContent>
                           <w:p>
                             <w:pPr>
-                              <w:pStyle w:val="Contenidodelmarco"/>
+                              <w:pStyle w:val="Contenidodelmarcouser"/>
                               <w:spacing w:before="0" w:after="160"/>
                               <w:jc w:val="center"/>
                               <w:rPr>
@@ -2168,6 +2206,7 @@
                                 <w:rFonts w:ascii="Avenir Next" w:hAnsi="Avenir Next"/>
                                 <w:b/>
                                 <w:bCs/>
+                                <w:color w:val="000000"/>
                                 <w:lang w:val="es-ES_tradnl"/>
                               </w:rPr>
                               <w:t>{{ dejar_donde }}</w:t>
@@ -2194,7 +2233,7 @@
                   <w:txbxContent>
                     <w:p>
                       <w:pPr>
-                        <w:pStyle w:val="Contenidodelmarco"/>
+                        <w:pStyle w:val="Contenidodelmarcouser"/>
                         <w:spacing w:before="0" w:after="160"/>
                         <w:jc w:val="center"/>
                         <w:rPr>
@@ -2209,6 +2248,7 @@
                           <w:rFonts w:ascii="Avenir Next" w:hAnsi="Avenir Next"/>
                           <w:b/>
                           <w:bCs/>
+                          <w:color w:val="000000"/>
                           <w:lang w:val="es-ES_tradnl"/>
                         </w:rPr>
                         <w:t>{{ dejar_donde }}</w:t>
@@ -2284,7 +2324,7 @@
                         <w:txbxContent>
                           <w:p>
                             <w:pPr>
-                              <w:pStyle w:val="Contenidodelmarco"/>
+                              <w:pStyle w:val="Contenidodelmarcouser"/>
                               <w:spacing w:before="0" w:after="160"/>
                               <w:jc w:val="center"/>
                               <w:rPr>
@@ -2299,6 +2339,7 @@
                                 <w:rFonts w:ascii="Avenir Next" w:hAnsi="Avenir Next"/>
                                 <w:b/>
                                 <w:bCs/>
+                                <w:color w:val="000000"/>
                                 <w:lang w:val="es-ES_tradnl"/>
                               </w:rPr>
                               <w:t>{{ si_no_leer }}</w:t>
@@ -2325,7 +2366,7 @@
                   <w:txbxContent>
                     <w:p>
                       <w:pPr>
-                        <w:pStyle w:val="Contenidodelmarco"/>
+                        <w:pStyle w:val="Contenidodelmarcouser"/>
                         <w:spacing w:before="0" w:after="160"/>
                         <w:jc w:val="center"/>
                         <w:rPr>
@@ -2340,6 +2381,7 @@
                           <w:rFonts w:ascii="Avenir Next" w:hAnsi="Avenir Next"/>
                           <w:b/>
                           <w:bCs/>
+                          <w:color w:val="000000"/>
                           <w:lang w:val="es-ES_tradnl"/>
                         </w:rPr>
                         <w:t>{{ si_no_leer }}</w:t>
@@ -2394,7 +2436,7 @@
                         <w:txbxContent>
                           <w:p>
                             <w:pPr>
-                              <w:pStyle w:val="Contenidodelmarco"/>
+                              <w:pStyle w:val="Contenidodelmarcouser"/>
                               <w:spacing w:before="0" w:after="160"/>
                               <w:jc w:val="center"/>
                               <w:rPr>
@@ -2409,6 +2451,7 @@
                                 <w:rFonts w:ascii="Avenir Next" w:hAnsi="Avenir Next"/>
                                 <w:b/>
                                 <w:bCs/>
+                                <w:color w:val="000000"/>
                                 <w:lang w:val="es-ES_tradnl"/>
                               </w:rPr>
                               <w:t>{{ leer_que }}</w:t>
@@ -2435,7 +2478,7 @@
                   <w:txbxContent>
                     <w:p>
                       <w:pPr>
-                        <w:pStyle w:val="Contenidodelmarco"/>
+                        <w:pStyle w:val="Contenidodelmarcouser"/>
                         <w:spacing w:before="0" w:after="160"/>
                         <w:jc w:val="center"/>
                         <w:rPr>
@@ -2450,6 +2493,7 @@
                           <w:rFonts w:ascii="Avenir Next" w:hAnsi="Avenir Next"/>
                           <w:b/>
                           <w:bCs/>
+                          <w:color w:val="000000"/>
                           <w:lang w:val="es-ES_tradnl"/>
                         </w:rPr>
                         <w:t>{{ leer_que }}</w:t>
@@ -2525,7 +2569,7 @@
                         <w:txbxContent>
                           <w:p>
                             <w:pPr>
-                              <w:pStyle w:val="Contenidodelmarco"/>
+                              <w:pStyle w:val="Contenidodelmarcouser"/>
                               <w:spacing w:before="0" w:after="160"/>
                               <w:jc w:val="center"/>
                               <w:rPr>
@@ -2540,6 +2584,7 @@
                                 <w:rFonts w:ascii="Avenir Next" w:hAnsi="Avenir Next"/>
                                 <w:b/>
                                 <w:bCs/>
+                                <w:color w:val="000000"/>
                                 <w:lang w:val="es-ES_tradnl"/>
                               </w:rPr>
                               <w:t>{{ materias_agrado }}</w:t>
@@ -2566,7 +2611,7 @@
                   <w:txbxContent>
                     <w:p>
                       <w:pPr>
-                        <w:pStyle w:val="Contenidodelmarco"/>
+                        <w:pStyle w:val="Contenidodelmarcouser"/>
                         <w:spacing w:before="0" w:after="160"/>
                         <w:jc w:val="center"/>
                         <w:rPr>
@@ -2581,6 +2626,7 @@
                           <w:rFonts w:ascii="Avenir Next" w:hAnsi="Avenir Next"/>
                           <w:b/>
                           <w:bCs/>
+                          <w:color w:val="000000"/>
                           <w:lang w:val="es-ES_tradnl"/>
                         </w:rPr>
                         <w:t>{{ materias_agrado }}</w:t>
@@ -2656,7 +2702,7 @@
                         <w:txbxContent>
                           <w:p>
                             <w:pPr>
-                              <w:pStyle w:val="Contenidodelmarco"/>
+                              <w:pStyle w:val="Contenidodelmarcouser"/>
                               <w:spacing w:before="0" w:after="160"/>
                               <w:jc w:val="center"/>
                               <w:rPr>
@@ -2671,6 +2717,7 @@
                                 <w:rFonts w:ascii="Avenir Next" w:hAnsi="Avenir Next"/>
                                 <w:b/>
                                 <w:bCs/>
+                                <w:color w:val="000000"/>
                                 <w:lang w:val="es-ES_tradnl"/>
                               </w:rPr>
                               <w:t>{{ materias_complejas }}</w:t>
@@ -2697,7 +2744,7 @@
                   <w:txbxContent>
                     <w:p>
                       <w:pPr>
-                        <w:pStyle w:val="Contenidodelmarco"/>
+                        <w:pStyle w:val="Contenidodelmarcouser"/>
                         <w:spacing w:before="0" w:after="160"/>
                         <w:jc w:val="center"/>
                         <w:rPr>
@@ -2712,6 +2759,7 @@
                           <w:rFonts w:ascii="Avenir Next" w:hAnsi="Avenir Next"/>
                           <w:b/>
                           <w:bCs/>
+                          <w:color w:val="000000"/>
                           <w:lang w:val="es-ES_tradnl"/>
                         </w:rPr>
                         <w:t>{{ materias_complejas }}</w:t>
@@ -2787,7 +2835,7 @@
                         <w:txbxContent>
                           <w:p>
                             <w:pPr>
-                              <w:pStyle w:val="Contenidodelmarco"/>
+                              <w:pStyle w:val="Contenidodelmarcouser"/>
                               <w:spacing w:before="0" w:after="160"/>
                               <w:jc w:val="center"/>
                               <w:rPr>
@@ -2802,6 +2850,7 @@
                                 <w:rFonts w:ascii="Avenir Next" w:hAnsi="Avenir Next"/>
                                 <w:b/>
                                 <w:bCs/>
+                                <w:color w:val="000000"/>
                                 <w:lang w:val="es-ES_tradnl"/>
                               </w:rPr>
                               <w:t>{{ materias_desagrado }}</w:t>
@@ -2828,7 +2877,7 @@
                   <w:txbxContent>
                     <w:p>
                       <w:pPr>
-                        <w:pStyle w:val="Contenidodelmarco"/>
+                        <w:pStyle w:val="Contenidodelmarcouser"/>
                         <w:spacing w:before="0" w:after="160"/>
                         <w:jc w:val="center"/>
                         <w:rPr>
@@ -2843,6 +2892,7 @@
                           <w:rFonts w:ascii="Avenir Next" w:hAnsi="Avenir Next"/>
                           <w:b/>
                           <w:bCs/>
+                          <w:color w:val="000000"/>
                           <w:lang w:val="es-ES_tradnl"/>
                         </w:rPr>
                         <w:t>{{ materias_desagrado }}</w:t>
@@ -2918,7 +2968,7 @@
                         <w:txbxContent>
                           <w:p>
                             <w:pPr>
-                              <w:pStyle w:val="Contenidodelmarco"/>
+                              <w:pStyle w:val="Contenidodelmarcouser"/>
                               <w:spacing w:before="0" w:after="160"/>
                               <w:jc w:val="center"/>
                               <w:rPr>
@@ -2933,6 +2983,7 @@
                                 <w:rFonts w:ascii="Avenir Next" w:hAnsi="Avenir Next"/>
                                 <w:b/>
                                 <w:bCs/>
+                                <w:color w:val="000000"/>
                                 <w:lang w:val="es-ES_tradnl"/>
                               </w:rPr>
                               <w:t>{{ materias_por_que }}</w:t>
@@ -2959,7 +3010,7 @@
                   <w:txbxContent>
                     <w:p>
                       <w:pPr>
-                        <w:pStyle w:val="Contenidodelmarco"/>
+                        <w:pStyle w:val="Contenidodelmarcouser"/>
                         <w:spacing w:before="0" w:after="160"/>
                         <w:jc w:val="center"/>
                         <w:rPr>
@@ -2974,6 +3025,7 @@
                           <w:rFonts w:ascii="Avenir Next" w:hAnsi="Avenir Next"/>
                           <w:b/>
                           <w:bCs/>
+                          <w:color w:val="000000"/>
                           <w:lang w:val="es-ES_tradnl"/>
                         </w:rPr>
                         <w:t>{{ materias_por_que }}</w:t>
@@ -3049,7 +3101,7 @@
                         <w:txbxContent>
                           <w:p>
                             <w:pPr>
-                              <w:pStyle w:val="Contenidodelmarco"/>
+                              <w:pStyle w:val="Contenidodelmarcouser"/>
                               <w:spacing w:before="0" w:after="160"/>
                               <w:jc w:val="center"/>
                               <w:rPr>
@@ -3064,6 +3116,7 @@
                                 <w:rFonts w:ascii="Avenir Next" w:hAnsi="Avenir Next"/>
                                 <w:b/>
                                 <w:bCs/>
+                                <w:color w:val="000000"/>
                                 <w:lang w:val="es-ES_tradnl"/>
                               </w:rPr>
                               <w:t>{{ motivar_estudiar }}</w:t>
@@ -3090,7 +3143,7 @@
                   <w:txbxContent>
                     <w:p>
                       <w:pPr>
-                        <w:pStyle w:val="Contenidodelmarco"/>
+                        <w:pStyle w:val="Contenidodelmarcouser"/>
                         <w:spacing w:before="0" w:after="160"/>
                         <w:jc w:val="center"/>
                         <w:rPr>
@@ -3105,6 +3158,7 @@
                           <w:rFonts w:ascii="Avenir Next" w:hAnsi="Avenir Next"/>
                           <w:b/>
                           <w:bCs/>
+                          <w:color w:val="000000"/>
                           <w:lang w:val="es-ES_tradnl"/>
                         </w:rPr>
                         <w:t>{{ motivar_estudiar }}</w:t>
@@ -3180,7 +3234,7 @@
                         <w:txbxContent>
                           <w:p>
                             <w:pPr>
-                              <w:pStyle w:val="Contenidodelmarco"/>
+                              <w:pStyle w:val="Contenidodelmarcouser"/>
                               <w:spacing w:before="0" w:after="160"/>
                               <w:jc w:val="center"/>
                               <w:rPr>
@@ -3195,6 +3249,7 @@
                                 <w:rFonts w:ascii="Avenir Next" w:hAnsi="Avenir Next"/>
                                 <w:b/>
                                 <w:bCs/>
+                                <w:color w:val="000000"/>
                                 <w:lang w:val="es-ES_tradnl"/>
                               </w:rPr>
                               <w:t>{{ horas_estudiar }} horas</w:t>
@@ -3221,7 +3276,7 @@
                   <w:txbxContent>
                     <w:p>
                       <w:pPr>
-                        <w:pStyle w:val="Contenidodelmarco"/>
+                        <w:pStyle w:val="Contenidodelmarcouser"/>
                         <w:spacing w:before="0" w:after="160"/>
                         <w:jc w:val="center"/>
                         <w:rPr>
@@ -3236,6 +3291,7 @@
                           <w:rFonts w:ascii="Avenir Next" w:hAnsi="Avenir Next"/>
                           <w:b/>
                           <w:bCs/>
+                          <w:color w:val="000000"/>
                           <w:lang w:val="es-ES_tradnl"/>
                         </w:rPr>
                         <w:t>{{ horas_estudiar }} horas</w:t>
@@ -3311,7 +3367,7 @@
                         <w:txbxContent>
                           <w:p>
                             <w:pPr>
-                              <w:pStyle w:val="Contenidodelmarco"/>
+                              <w:pStyle w:val="Contenidodelmarcouser"/>
                               <w:spacing w:before="0" w:after="160"/>
                               <w:jc w:val="center"/>
                               <w:rPr>
@@ -3326,6 +3382,7 @@
                                 <w:rFonts w:ascii="Avenir Next" w:hAnsi="Avenir Next"/>
                                 <w:b/>
                                 <w:bCs/>
+                                <w:color w:val="000000"/>
                                 <w:lang w:val="es-ES_tradnl"/>
                               </w:rPr>
                               <w:t>{{ horas_tareas }} horas</w:t>
@@ -3352,7 +3409,7 @@
                   <w:txbxContent>
                     <w:p>
                       <w:pPr>
-                        <w:pStyle w:val="Contenidodelmarco"/>
+                        <w:pStyle w:val="Contenidodelmarcouser"/>
                         <w:spacing w:before="0" w:after="160"/>
                         <w:jc w:val="center"/>
                         <w:rPr>
@@ -3367,6 +3424,7 @@
                           <w:rFonts w:ascii="Avenir Next" w:hAnsi="Avenir Next"/>
                           <w:b/>
                           <w:bCs/>
+                          <w:color w:val="000000"/>
                           <w:lang w:val="es-ES_tradnl"/>
                         </w:rPr>
                         <w:t>{{ horas_tareas }} horas</w:t>
@@ -3405,15 +3463,7 @@
           <w:sz w:val="24"/>
           <w:szCs w:val="24"/>
         </w:rPr>
-        <w:t>¿Cuántas horas dedicas a hacer tareas o trabajos? _______________________________</w:t>
-      </w:r>
-      <w:r>
-        <w:rPr>
-          <w:rFonts w:cs="Arial" w:ascii="Avenir Next" w:hAnsi="Avenir Next"/>
-          <w:sz w:val="24"/>
-          <w:szCs w:val="24"/>
-        </w:rPr>
-        <w:t>_</w:t>
+        <w:t>¿Cuántas horas dedicas a hacer tareas o trabajos? ________________________________</w:t>
       </w:r>
     </w:p>
     <w:p>
@@ -3469,7 +3519,7 @@
                         <w:txbxContent>
                           <w:p>
                             <w:pPr>
-                              <w:pStyle w:val="Contenidodelmarco"/>
+                              <w:pStyle w:val="Contenidodelmarcouser"/>
                               <w:spacing w:before="0" w:after="160"/>
                               <w:jc w:val="center"/>
                               <w:rPr>
@@ -3484,6 +3534,7 @@
                                 <w:rFonts w:ascii="Avenir Next" w:hAnsi="Avenir Next"/>
                                 <w:b/>
                                 <w:bCs/>
+                                <w:color w:val="000000"/>
                                 <w:lang w:val="es-ES_tradnl"/>
                               </w:rPr>
                               <w:t>{{ si_no_estudiar_solo }}</w:t>
@@ -3510,7 +3561,7 @@
                   <w:txbxContent>
                     <w:p>
                       <w:pPr>
-                        <w:pStyle w:val="Contenidodelmarco"/>
+                        <w:pStyle w:val="Contenidodelmarcouser"/>
                         <w:spacing w:before="0" w:after="160"/>
                         <w:jc w:val="center"/>
                         <w:rPr>
@@ -3525,6 +3576,7 @@
                           <w:rFonts w:ascii="Avenir Next" w:hAnsi="Avenir Next"/>
                           <w:b/>
                           <w:bCs/>
+                          <w:color w:val="000000"/>
                           <w:lang w:val="es-ES_tradnl"/>
                         </w:rPr>
                         <w:t>{{ si_no_estudiar_solo }}</w:t>
@@ -3579,7 +3631,7 @@
                         <w:txbxContent>
                           <w:p>
                             <w:pPr>
-                              <w:pStyle w:val="Contenidodelmarco"/>
+                              <w:pStyle w:val="Contenidodelmarcouser"/>
                               <w:spacing w:before="0" w:after="160"/>
                               <w:jc w:val="center"/>
                               <w:rPr>
@@ -3594,6 +3646,7 @@
                                 <w:rFonts w:ascii="Avenir Next" w:hAnsi="Avenir Next"/>
                                 <w:b/>
                                 <w:bCs/>
+                                <w:color w:val="000000"/>
                                 <w:lang w:val="es-ES_tradnl"/>
                               </w:rPr>
                               <w:t>{{ papas_tarea_cuando }}</w:t>
@@ -3620,7 +3673,7 @@
                   <w:txbxContent>
                     <w:p>
                       <w:pPr>
-                        <w:pStyle w:val="Contenidodelmarco"/>
+                        <w:pStyle w:val="Contenidodelmarcouser"/>
                         <w:spacing w:before="0" w:after="160"/>
                         <w:jc w:val="center"/>
                         <w:rPr>
@@ -3635,6 +3688,7 @@
                           <w:rFonts w:ascii="Avenir Next" w:hAnsi="Avenir Next"/>
                           <w:b/>
                           <w:bCs/>
+                          <w:color w:val="000000"/>
                           <w:lang w:val="es-ES_tradnl"/>
                         </w:rPr>
                         <w:t>{{ papas_tarea_cuando }}</w:t>
@@ -3689,7 +3743,7 @@
                         <w:txbxContent>
                           <w:p>
                             <w:pPr>
-                              <w:pStyle w:val="Contenidodelmarco"/>
+                              <w:pStyle w:val="Contenidodelmarcouser"/>
                               <w:spacing w:before="0" w:after="160"/>
                               <w:jc w:val="center"/>
                               <w:rPr>
@@ -3704,6 +3758,7 @@
                                 <w:rFonts w:ascii="Avenir Next" w:hAnsi="Avenir Next"/>
                                 <w:b/>
                                 <w:bCs/>
+                                <w:color w:val="000000"/>
                                 <w:lang w:val="es-ES_tradnl"/>
                               </w:rPr>
                               <w:t>{{ si_no_papas_tarea }}</w:t>
@@ -3730,7 +3785,7 @@
                   <w:txbxContent>
                     <w:p>
                       <w:pPr>
-                        <w:pStyle w:val="Contenidodelmarco"/>
+                        <w:pStyle w:val="Contenidodelmarcouser"/>
                         <w:spacing w:before="0" w:after="160"/>
                         <w:jc w:val="center"/>
                         <w:rPr>
@@ -3745,6 +3800,7 @@
                           <w:rFonts w:ascii="Avenir Next" w:hAnsi="Avenir Next"/>
                           <w:b/>
                           <w:bCs/>
+                          <w:color w:val="000000"/>
                           <w:lang w:val="es-ES_tradnl"/>
                         </w:rPr>
                         <w:t>{{ si_no_papas_tarea }}</w:t>
@@ -3778,11 +3834,6 @@
         </w:rPr>
       </w:pPr>
       <w:r>
-        <w:rPr>
-          <w:rFonts w:cs="Arial" w:ascii="Avenir Next" w:hAnsi="Avenir Next"/>
-          <w:sz w:val="24"/>
-          <w:szCs w:val="24"/>
-        </w:rPr>
         <mc:AlternateContent>
           <mc:Choice Requires="wps">
             <w:drawing>
@@ -3825,7 +3876,7 @@
                         <w:txbxContent>
                           <w:p>
                             <w:pPr>
-                              <w:pStyle w:val="Contenidodelmarco"/>
+                              <w:pStyle w:val="Contenidodelmarcouser"/>
                               <w:spacing w:before="0" w:after="160"/>
                               <w:jc w:val="center"/>
                               <w:rPr>
@@ -3840,6 +3891,7 @@
                                 <w:rFonts w:ascii="Avenir Next" w:hAnsi="Avenir Next"/>
                                 <w:b/>
                                 <w:bCs/>
+                                <w:color w:val="000000"/>
                                 <w:lang w:val="es-ES_tradnl"/>
                               </w:rPr>
                               <w:t>{{ promedio_primero }}</w:t>
@@ -3866,7 +3918,7 @@
                   <w:txbxContent>
                     <w:p>
                       <w:pPr>
-                        <w:pStyle w:val="Contenidodelmarco"/>
+                        <w:pStyle w:val="Contenidodelmarcouser"/>
                         <w:spacing w:before="0" w:after="160"/>
                         <w:jc w:val="center"/>
                         <w:rPr>
@@ -3881,6 +3933,7 @@
                           <w:rFonts w:ascii="Avenir Next" w:hAnsi="Avenir Next"/>
                           <w:b/>
                           <w:bCs/>
+                          <w:color w:val="000000"/>
                           <w:lang w:val="es-ES_tradnl"/>
                         </w:rPr>
                         <w:t>{{ promedio_primero }}</w:t>
@@ -3992,7 +4045,7 @@
                         <w:txbxContent>
                           <w:p>
                             <w:pPr>
-                              <w:pStyle w:val="Contenidodelmarco"/>
+                              <w:pStyle w:val="Contenidodelmarcouser"/>
                               <w:spacing w:before="0" w:after="160"/>
                               <w:jc w:val="center"/>
                               <w:rPr>
@@ -4007,6 +4060,7 @@
                                 <w:rFonts w:ascii="Avenir Next" w:hAnsi="Avenir Next"/>
                                 <w:b/>
                                 <w:bCs/>
+                                <w:color w:val="000000"/>
                                 <w:lang w:val="es-ES_tradnl"/>
                               </w:rPr>
                               <w:t>{{ promedio_segundo }}</w:t>
@@ -4033,7 +4087,7 @@
                   <w:txbxContent>
                     <w:p>
                       <w:pPr>
-                        <w:pStyle w:val="Contenidodelmarco"/>
+                        <w:pStyle w:val="Contenidodelmarcouser"/>
                         <w:spacing w:before="0" w:after="160"/>
                         <w:jc w:val="center"/>
                         <w:rPr>
@@ -4048,6 +4102,7 @@
                           <w:rFonts w:ascii="Avenir Next" w:hAnsi="Avenir Next"/>
                           <w:b/>
                           <w:bCs/>
+                          <w:color w:val="000000"/>
                           <w:lang w:val="es-ES_tradnl"/>
                         </w:rPr>
                         <w:t>{{ promedio_segundo }}</w:t>
@@ -4102,7 +4157,7 @@
                         <w:txbxContent>
                           <w:p>
                             <w:pPr>
-                              <w:pStyle w:val="Contenidodelmarco"/>
+                              <w:pStyle w:val="Contenidodelmarcouser"/>
                               <w:spacing w:before="0" w:after="160"/>
                               <w:jc w:val="center"/>
                               <w:rPr>
@@ -4117,6 +4172,7 @@
                                 <w:rFonts w:ascii="Avenir Next" w:hAnsi="Avenir Next"/>
                                 <w:b/>
                                 <w:bCs/>
+                                <w:color w:val="000000"/>
                                 <w:lang w:val="es-ES_tradnl"/>
                               </w:rPr>
                               <w:t>{{ promedio_actual }}</w:t>
@@ -4143,7 +4199,7 @@
                   <w:txbxContent>
                     <w:p>
                       <w:pPr>
-                        <w:pStyle w:val="Contenidodelmarco"/>
+                        <w:pStyle w:val="Contenidodelmarcouser"/>
                         <w:spacing w:before="0" w:after="160"/>
                         <w:jc w:val="center"/>
                         <w:rPr>
@@ -4158,6 +4214,7 @@
                           <w:rFonts w:ascii="Avenir Next" w:hAnsi="Avenir Next"/>
                           <w:b/>
                           <w:bCs/>
+                          <w:color w:val="000000"/>
                           <w:lang w:val="es-ES_tradnl"/>
                         </w:rPr>
                         <w:t>{{ promedio_actual }}</w:t>
@@ -4250,7 +4307,7 @@
                         <w:txbxContent>
                           <w:p>
                             <w:pPr>
-                              <w:pStyle w:val="Contenidodelmarco"/>
+                              <w:pStyle w:val="Contenidodelmarcouser"/>
                               <w:spacing w:before="0" w:after="160"/>
                               <w:jc w:val="center"/>
                               <w:rPr>
@@ -4265,6 +4322,7 @@
                                 <w:rFonts w:ascii="Avenir Next" w:hAnsi="Avenir Next"/>
                                 <w:b/>
                                 <w:bCs/>
+                                <w:color w:val="000000"/>
                                 <w:lang w:val="es-ES_tradnl"/>
                               </w:rPr>
                               <w:t>{{ si_no_deporte }}</w:t>
@@ -4291,7 +4349,7 @@
                   <w:txbxContent>
                     <w:p>
                       <w:pPr>
-                        <w:pStyle w:val="Contenidodelmarco"/>
+                        <w:pStyle w:val="Contenidodelmarcouser"/>
                         <w:spacing w:before="0" w:after="160"/>
                         <w:jc w:val="center"/>
                         <w:rPr>
@@ -4306,6 +4364,7 @@
                           <w:rFonts w:ascii="Avenir Next" w:hAnsi="Avenir Next"/>
                           <w:b/>
                           <w:bCs/>
+                          <w:color w:val="000000"/>
                           <w:lang w:val="es-ES_tradnl"/>
                         </w:rPr>
                         <w:t>{{ si_no_deporte }}</w:t>
@@ -4360,7 +4419,7 @@
                         <w:txbxContent>
                           <w:p>
                             <w:pPr>
-                              <w:pStyle w:val="Contenidodelmarco"/>
+                              <w:pStyle w:val="Contenidodelmarcouser"/>
                               <w:spacing w:before="0" w:after="160"/>
                               <w:jc w:val="center"/>
                               <w:rPr>
@@ -4375,6 +4434,7 @@
                                 <w:rFonts w:ascii="Avenir Next" w:hAnsi="Avenir Next"/>
                                 <w:b/>
                                 <w:bCs/>
+                                <w:color w:val="000000"/>
                                 <w:lang w:val="es-ES_tradnl"/>
                               </w:rPr>
                               <w:t>{{ deporte_cual }}</w:t>
@@ -4401,7 +4461,7 @@
                   <w:txbxContent>
                     <w:p>
                       <w:pPr>
-                        <w:pStyle w:val="Contenidodelmarco"/>
+                        <w:pStyle w:val="Contenidodelmarcouser"/>
                         <w:spacing w:before="0" w:after="160"/>
                         <w:jc w:val="center"/>
                         <w:rPr>
@@ -4416,6 +4476,7 @@
                           <w:rFonts w:ascii="Avenir Next" w:hAnsi="Avenir Next"/>
                           <w:b/>
                           <w:bCs/>
+                          <w:color w:val="000000"/>
                           <w:lang w:val="es-ES_tradnl"/>
                         </w:rPr>
                         <w:t>{{ deporte_cual }}</w:t>
@@ -4491,7 +4552,7 @@
                         <w:txbxContent>
                           <w:p>
                             <w:pPr>
-                              <w:pStyle w:val="Contenidodelmarco"/>
+                              <w:pStyle w:val="Contenidodelmarcouser"/>
                               <w:spacing w:before="0" w:after="160"/>
                               <w:jc w:val="center"/>
                               <w:rPr>
@@ -4506,6 +4567,7 @@
                                 <w:rFonts w:ascii="Avenir Next" w:hAnsi="Avenir Next"/>
                                 <w:b/>
                                 <w:bCs/>
+                                <w:color w:val="000000"/>
                                 <w:lang w:val="es-ES_tradnl"/>
                               </w:rPr>
                               <w:t>{{ escuela_objetivo }}</w:t>
@@ -4532,7 +4594,7 @@
                   <w:txbxContent>
                     <w:p>
                       <w:pPr>
-                        <w:pStyle w:val="Contenidodelmarco"/>
+                        <w:pStyle w:val="Contenidodelmarcouser"/>
                         <w:spacing w:before="0" w:after="160"/>
                         <w:jc w:val="center"/>
                         <w:rPr>
@@ -4547,6 +4609,7 @@
                           <w:rFonts w:ascii="Avenir Next" w:hAnsi="Avenir Next"/>
                           <w:b/>
                           <w:bCs/>
+                          <w:color w:val="000000"/>
                           <w:lang w:val="es-ES_tradnl"/>
                         </w:rPr>
                         <w:t>{{ escuela_objetivo }}</w:t>
@@ -4622,7 +4685,7 @@
                         <w:txbxContent>
                           <w:p>
                             <w:pPr>
-                              <w:pStyle w:val="Contenidodelmarco"/>
+                              <w:pStyle w:val="Contenidodelmarcouser"/>
                               <w:spacing w:before="0" w:after="160"/>
                               <w:jc w:val="center"/>
                               <w:rPr>
@@ -4637,6 +4700,7 @@
                                 <w:rFonts w:ascii="Avenir Next" w:hAnsi="Avenir Next"/>
                                 <w:b/>
                                 <w:bCs/>
+                                <w:color w:val="000000"/>
                                 <w:lang w:val="es-ES_tradnl"/>
                               </w:rPr>
                               <w:t>{{ estudiar_objetivo }}</w:t>
@@ -4663,7 +4727,7 @@
                   <w:txbxContent>
                     <w:p>
                       <w:pPr>
-                        <w:pStyle w:val="Contenidodelmarco"/>
+                        <w:pStyle w:val="Contenidodelmarcouser"/>
                         <w:spacing w:before="0" w:after="160"/>
                         <w:jc w:val="center"/>
                         <w:rPr>
@@ -4678,6 +4742,7 @@
                           <w:rFonts w:ascii="Avenir Next" w:hAnsi="Avenir Next"/>
                           <w:b/>
                           <w:bCs/>
+                          <w:color w:val="000000"/>
                           <w:lang w:val="es-ES_tradnl"/>
                         </w:rPr>
                         <w:t>{{ estudiar_objetivo }}</w:t>
@@ -4697,23 +4762,7 @@
           <w:sz w:val="24"/>
           <w:szCs w:val="24"/>
         </w:rPr>
-        <w:t>¿Qué escuela tienes como objetivo? _____________________________</w:t>
-      </w:r>
-      <w:r>
-        <w:rPr>
-          <w:rFonts w:cs="Arial" w:ascii="Avenir Next" w:hAnsi="Avenir Next"/>
-          <w:sz w:val="24"/>
-          <w:szCs w:val="24"/>
-        </w:rPr>
-        <w:t>_</w:t>
-      </w:r>
-      <w:r>
-        <w:rPr>
-          <w:rFonts w:cs="Arial" w:ascii="Avenir Next" w:hAnsi="Avenir Next"/>
-          <w:sz w:val="24"/>
-          <w:szCs w:val="24"/>
-        </w:rPr>
-        <w:t>_________________</w:t>
+        <w:t>¿Qué escuela tienes como objetivo? _______________________________________________</w:t>
       </w:r>
     </w:p>
     <w:p>
@@ -4769,7 +4818,7 @@
                         <w:txbxContent>
                           <w:p>
                             <w:pPr>
-                              <w:pStyle w:val="Contenidodelmarco"/>
+                              <w:pStyle w:val="Contenidodelmarcouser"/>
                               <w:spacing w:before="0" w:after="160"/>
                               <w:jc w:val="center"/>
                               <w:rPr>
@@ -4784,6 +4833,7 @@
                                 <w:rFonts w:ascii="Avenir Next" w:hAnsi="Avenir Next"/>
                                 <w:b/>
                                 <w:bCs/>
+                                <w:color w:val="000000"/>
                                 <w:lang w:val="es-ES_tradnl"/>
                               </w:rPr>
                               <w:t>{{ curso_objetivo }}</w:t>
@@ -4810,7 +4860,7 @@
                   <w:txbxContent>
                     <w:p>
                       <w:pPr>
-                        <w:pStyle w:val="Contenidodelmarco"/>
+                        <w:pStyle w:val="Contenidodelmarcouser"/>
                         <w:spacing w:before="0" w:after="160"/>
                         <w:jc w:val="center"/>
                         <w:rPr>
@@ -4825,6 +4875,7 @@
                           <w:rFonts w:ascii="Avenir Next" w:hAnsi="Avenir Next"/>
                           <w:b/>
                           <w:bCs/>
+                          <w:color w:val="000000"/>
                           <w:lang w:val="es-ES_tradnl"/>
                         </w:rPr>
                         <w:t>{{ curso_objetivo }}</w:t>
@@ -4900,7 +4951,7 @@
                         <w:txbxContent>
                           <w:p>
                             <w:pPr>
-                              <w:pStyle w:val="Contenidodelmarco"/>
+                              <w:pStyle w:val="Contenidodelmarcouser"/>
                               <w:spacing w:before="0" w:after="160"/>
                               <w:jc w:val="center"/>
                               <w:rPr>
@@ -4915,6 +4966,7 @@
                                 <w:rFonts w:ascii="Avenir Next" w:hAnsi="Avenir Next"/>
                                 <w:b/>
                                 <w:bCs/>
+                                <w:color w:val="000000"/>
                                 <w:lang w:val="es-ES_tradnl"/>
                               </w:rPr>
                               <w:t>{{ comprometer_estudiar }}</w:t>
@@ -4941,7 +4993,7 @@
                   <w:txbxContent>
                     <w:p>
                       <w:pPr>
-                        <w:pStyle w:val="Contenidodelmarco"/>
+                        <w:pStyle w:val="Contenidodelmarcouser"/>
                         <w:spacing w:before="0" w:after="160"/>
                         <w:jc w:val="center"/>
                         <w:rPr>
@@ -4956,6 +5008,7 @@
                           <w:rFonts w:ascii="Avenir Next" w:hAnsi="Avenir Next"/>
                           <w:b/>
                           <w:bCs/>
+                          <w:color w:val="000000"/>
                           <w:lang w:val="es-ES_tradnl"/>
                         </w:rPr>
                         <w:t>{{ comprometer_estudiar }}</w:t>
@@ -5031,7 +5084,7 @@
                         <w:txbxContent>
                           <w:p>
                             <w:pPr>
-                              <w:pStyle w:val="Contenidodelmarco"/>
+                              <w:pStyle w:val="Contenidodelmarcouser"/>
                               <w:spacing w:before="0" w:after="160"/>
                               <w:jc w:val="center"/>
                               <w:rPr>
@@ -5046,6 +5099,7 @@
                                 <w:rFonts w:ascii="Avenir Next" w:hAnsi="Avenir Next"/>
                                 <w:b/>
                                 <w:bCs/>
+                                <w:color w:val="000000"/>
                                 <w:lang w:val="es-ES_tradnl"/>
                               </w:rPr>
                               <w:t>{{ corto_plazo }}</w:t>
@@ -5072,7 +5126,7 @@
                   <w:txbxContent>
                     <w:p>
                       <w:pPr>
-                        <w:pStyle w:val="Contenidodelmarco"/>
+                        <w:pStyle w:val="Contenidodelmarcouser"/>
                         <w:spacing w:before="0" w:after="160"/>
                         <w:jc w:val="center"/>
                         <w:rPr>
@@ -5087,6 +5141,7 @@
                           <w:rFonts w:ascii="Avenir Next" w:hAnsi="Avenir Next"/>
                           <w:b/>
                           <w:bCs/>
+                          <w:color w:val="000000"/>
                           <w:lang w:val="es-ES_tradnl"/>
                         </w:rPr>
                         <w:t>{{ corto_plazo }}</w:t>
@@ -5162,7 +5217,7 @@
                         <w:txbxContent>
                           <w:p>
                             <w:pPr>
-                              <w:pStyle w:val="Contenidodelmarco"/>
+                              <w:pStyle w:val="Contenidodelmarcouser"/>
                               <w:spacing w:before="0" w:after="160"/>
                               <w:jc w:val="center"/>
                               <w:rPr>
@@ -5177,6 +5232,7 @@
                                 <w:rFonts w:ascii="Avenir Next" w:hAnsi="Avenir Next"/>
                                 <w:b/>
                                 <w:bCs/>
+                                <w:color w:val="000000"/>
                                 <w:lang w:val="es-ES_tradnl"/>
                               </w:rPr>
                               <w:t>{{ mediano_plazo }}</w:t>
@@ -5203,7 +5259,7 @@
                   <w:txbxContent>
                     <w:p>
                       <w:pPr>
-                        <w:pStyle w:val="Contenidodelmarco"/>
+                        <w:pStyle w:val="Contenidodelmarcouser"/>
                         <w:spacing w:before="0" w:after="160"/>
                         <w:jc w:val="center"/>
                         <w:rPr>
@@ -5218,6 +5274,7 @@
                           <w:rFonts w:ascii="Avenir Next" w:hAnsi="Avenir Next"/>
                           <w:b/>
                           <w:bCs/>
+                          <w:color w:val="000000"/>
                           <w:lang w:val="es-ES_tradnl"/>
                         </w:rPr>
                         <w:t>{{ mediano_plazo }}</w:t>
@@ -5293,7 +5350,7 @@
                         <w:txbxContent>
                           <w:p>
                             <w:pPr>
-                              <w:pStyle w:val="Contenidodelmarco"/>
+                              <w:pStyle w:val="Contenidodelmarcouser"/>
                               <w:spacing w:before="0" w:after="160"/>
                               <w:jc w:val="center"/>
                               <w:rPr>
@@ -5308,6 +5365,7 @@
                                 <w:rFonts w:ascii="Avenir Next" w:hAnsi="Avenir Next"/>
                                 <w:b/>
                                 <w:bCs/>
+                                <w:color w:val="000000"/>
                                 <w:lang w:val="es-ES_tradnl"/>
                               </w:rPr>
                               <w:t>{{ largo_plazo }}</w:t>
@@ -5334,7 +5392,7 @@
                   <w:txbxContent>
                     <w:p>
                       <w:pPr>
-                        <w:pStyle w:val="Contenidodelmarco"/>
+                        <w:pStyle w:val="Contenidodelmarcouser"/>
                         <w:spacing w:before="0" w:after="160"/>
                         <w:jc w:val="center"/>
                         <w:rPr>
@@ -5349,6 +5407,7 @@
                           <w:rFonts w:ascii="Avenir Next" w:hAnsi="Avenir Next"/>
                           <w:b/>
                           <w:bCs/>
+                          <w:color w:val="000000"/>
                           <w:lang w:val="es-ES_tradnl"/>
                         </w:rPr>
                         <w:t>{{ largo_plazo }}</w:t>
@@ -5465,7 +5524,7 @@
                         <w:txbxContent>
                           <w:p>
                             <w:pPr>
-                              <w:pStyle w:val="Contenidodelmarco"/>
+                              <w:pStyle w:val="Contenidodelmarcouser"/>
                               <w:spacing w:before="0" w:after="160"/>
                               <w:jc w:val="center"/>
                               <w:rPr>
@@ -5480,6 +5539,7 @@
                                 <w:rFonts w:ascii="Avenir Next" w:hAnsi="Avenir Next"/>
                                 <w:b/>
                                 <w:bCs/>
+                                <w:color w:val="000000"/>
                                 <w:lang w:val="es-ES_tradnl"/>
                               </w:rPr>
                               <w:t>{{ si_no_enfermedad }}</w:t>
@@ -5506,7 +5566,7 @@
                   <w:txbxContent>
                     <w:p>
                       <w:pPr>
-                        <w:pStyle w:val="Contenidodelmarco"/>
+                        <w:pStyle w:val="Contenidodelmarcouser"/>
                         <w:spacing w:before="0" w:after="160"/>
                         <w:jc w:val="center"/>
                         <w:rPr>
@@ -5521,6 +5581,7 @@
                           <w:rFonts w:ascii="Avenir Next" w:hAnsi="Avenir Next"/>
                           <w:b/>
                           <w:bCs/>
+                          <w:color w:val="000000"/>
                           <w:lang w:val="es-ES_tradnl"/>
                         </w:rPr>
                         <w:t>{{ si_no_enfermedad }}</w:t>
@@ -5575,7 +5636,7 @@
                         <w:txbxContent>
                           <w:p>
                             <w:pPr>
-                              <w:pStyle w:val="Contenidodelmarco"/>
+                              <w:pStyle w:val="Contenidodelmarcouser"/>
                               <w:spacing w:before="0" w:after="160"/>
                               <w:jc w:val="center"/>
                               <w:rPr>
@@ -5590,6 +5651,7 @@
                                 <w:rFonts w:ascii="Avenir Next" w:hAnsi="Avenir Next"/>
                                 <w:b/>
                                 <w:bCs/>
+                                <w:color w:val="000000"/>
                                 <w:lang w:val="es-ES_tradnl"/>
                               </w:rPr>
                               <w:t>{{ enfermedad_cual }}</w:t>
@@ -5616,7 +5678,7 @@
                   <w:txbxContent>
                     <w:p>
                       <w:pPr>
-                        <w:pStyle w:val="Contenidodelmarco"/>
+                        <w:pStyle w:val="Contenidodelmarcouser"/>
                         <w:spacing w:before="0" w:after="160"/>
                         <w:jc w:val="center"/>
                         <w:rPr>
@@ -5631,6 +5693,7 @@
                           <w:rFonts w:ascii="Avenir Next" w:hAnsi="Avenir Next"/>
                           <w:b/>
                           <w:bCs/>
+                          <w:color w:val="000000"/>
                           <w:lang w:val="es-ES_tradnl"/>
                         </w:rPr>
                         <w:t>{{ enfermedad_cual }}</w:t>
@@ -5710,7 +5773,7 @@
                         <w:txbxContent>
                           <w:p>
                             <w:pPr>
-                              <w:pStyle w:val="Contenidodelmarco"/>
+                              <w:pStyle w:val="Contenidodelmarcouser"/>
                               <w:spacing w:before="0" w:after="160"/>
                               <w:jc w:val="center"/>
                               <w:rPr>
@@ -5725,6 +5788,7 @@
                                 <w:rFonts w:ascii="Avenir Next" w:hAnsi="Avenir Next"/>
                                 <w:b/>
                                 <w:bCs/>
+                                <w:color w:val="000000"/>
                                 <w:lang w:val="es-ES_tradnl"/>
                               </w:rPr>
                               <w:t>{{ si_no_medicamento }}</w:t>
@@ -5751,7 +5815,7 @@
                   <w:txbxContent>
                     <w:p>
                       <w:pPr>
-                        <w:pStyle w:val="Contenidodelmarco"/>
+                        <w:pStyle w:val="Contenidodelmarcouser"/>
                         <w:spacing w:before="0" w:after="160"/>
                         <w:jc w:val="center"/>
                         <w:rPr>
@@ -5766,6 +5830,7 @@
                           <w:rFonts w:ascii="Avenir Next" w:hAnsi="Avenir Next"/>
                           <w:b/>
                           <w:bCs/>
+                          <w:color w:val="000000"/>
                           <w:lang w:val="es-ES_tradnl"/>
                         </w:rPr>
                         <w:t>{{ si_no_medicamento }}</w:t>
@@ -5820,7 +5885,7 @@
                         <w:txbxContent>
                           <w:p>
                             <w:pPr>
-                              <w:pStyle w:val="Contenidodelmarco"/>
+                              <w:pStyle w:val="Contenidodelmarcouser"/>
                               <w:spacing w:before="0" w:after="160"/>
                               <w:jc w:val="center"/>
                               <w:rPr>
@@ -5835,6 +5900,7 @@
                                 <w:rFonts w:ascii="Avenir Next" w:hAnsi="Avenir Next"/>
                                 <w:b/>
                                 <w:bCs/>
+                                <w:color w:val="000000"/>
                                 <w:lang w:val="es-ES_tradnl"/>
                               </w:rPr>
                               <w:t>{{ medicamento_cual }}</w:t>
@@ -5861,7 +5927,7 @@
                   <w:txbxContent>
                     <w:p>
                       <w:pPr>
-                        <w:pStyle w:val="Contenidodelmarco"/>
+                        <w:pStyle w:val="Contenidodelmarcouser"/>
                         <w:spacing w:before="0" w:after="160"/>
                         <w:jc w:val="center"/>
                         <w:rPr>
@@ -5876,6 +5942,7 @@
                           <w:rFonts w:ascii="Avenir Next" w:hAnsi="Avenir Next"/>
                           <w:b/>
                           <w:bCs/>
+                          <w:color w:val="000000"/>
                           <w:lang w:val="es-ES_tradnl"/>
                         </w:rPr>
                         <w:t>{{ medicamento_cual }}</w:t>
@@ -5951,7 +6018,7 @@
                         <w:txbxContent>
                           <w:p>
                             <w:pPr>
-                              <w:pStyle w:val="Contenidodelmarco"/>
+                              <w:pStyle w:val="Contenidodelmarcouser"/>
                               <w:spacing w:before="0" w:after="160"/>
                               <w:jc w:val="center"/>
                               <w:rPr>
@@ -5966,6 +6033,7 @@
                                 <w:rFonts w:ascii="Avenir Next" w:hAnsi="Avenir Next"/>
                                 <w:b/>
                                 <w:bCs/>
+                                <w:color w:val="000000"/>
                                 <w:lang w:val="es-ES_tradnl"/>
                               </w:rPr>
                               <w:t>{{ si_no_seguro }}</w:t>
@@ -5992,7 +6060,7 @@
                   <w:txbxContent>
                     <w:p>
                       <w:pPr>
-                        <w:pStyle w:val="Contenidodelmarco"/>
+                        <w:pStyle w:val="Contenidodelmarcouser"/>
                         <w:spacing w:before="0" w:after="160"/>
                         <w:jc w:val="center"/>
                         <w:rPr>
@@ -6007,6 +6075,7 @@
                           <w:rFonts w:ascii="Avenir Next" w:hAnsi="Avenir Next"/>
                           <w:b/>
                           <w:bCs/>
+                          <w:color w:val="000000"/>
                           <w:lang w:val="es-ES_tradnl"/>
                         </w:rPr>
                         <w:t>{{ si_no_seguro }}</w:t>
@@ -6061,7 +6130,7 @@
                         <w:txbxContent>
                           <w:p>
                             <w:pPr>
-                              <w:pStyle w:val="Contenidodelmarco"/>
+                              <w:pStyle w:val="Contenidodelmarcouser"/>
                               <w:spacing w:before="0" w:after="160"/>
                               <w:jc w:val="center"/>
                               <w:rPr>
@@ -6076,6 +6145,7 @@
                                 <w:rFonts w:ascii="Avenir Next" w:hAnsi="Avenir Next"/>
                                 <w:b/>
                                 <w:bCs/>
+                                <w:color w:val="000000"/>
                                 <w:lang w:val="es-ES_tradnl"/>
                               </w:rPr>
                               <w:t>{{ seguro_cual }}</w:t>
@@ -6102,7 +6172,7 @@
                   <w:txbxContent>
                     <w:p>
                       <w:pPr>
-                        <w:pStyle w:val="Contenidodelmarco"/>
+                        <w:pStyle w:val="Contenidodelmarcouser"/>
                         <w:spacing w:before="0" w:after="160"/>
                         <w:jc w:val="center"/>
                         <w:rPr>
@@ -6117,6 +6187,7 @@
                           <w:rFonts w:ascii="Avenir Next" w:hAnsi="Avenir Next"/>
                           <w:b/>
                           <w:bCs/>
+                          <w:color w:val="000000"/>
                           <w:lang w:val="es-ES_tradnl"/>
                         </w:rPr>
                         <w:t>{{ seguro_cual }}</w:t>
@@ -6316,6 +6387,7 @@
         </w:rPr>
         <w:t>Cuadernillo de trabajo.</w:t>
         <w:tab/>
+        <w:tab/>
       </w:r>
       <w:r>
         <w:rPr>
@@ -6385,7 +6457,19 @@
         <w:rPr>
           <w:rFonts w:cs="Arial" w:ascii="Avenir Next" w:hAnsi="Avenir Next"/>
         </w:rPr>
-        <w:t>Examen con preguntas reales del concurso 2025.</w:t>
+        <w:t>Examen con preguntas reales del concurso 202</w:t>
+      </w:r>
+      <w:r>
+        <w:rPr>
+          <w:rFonts w:cs="Arial" w:ascii="Avenir Next" w:hAnsi="Avenir Next"/>
+        </w:rPr>
+        <w:t>6</w:t>
+      </w:r>
+      <w:r>
+        <w:rPr>
+          <w:rFonts w:cs="Arial" w:ascii="Avenir Next" w:hAnsi="Avenir Next"/>
+        </w:rPr>
+        <w:t>.</w:t>
       </w:r>
     </w:p>
     <w:p>
@@ -6972,7 +7056,7 @@
           <w:szCs w:val="24"/>
           <w:u w:val="single"/>
         </w:rPr>
-        <w:t>Inscripción: $300</w:t>
+        <w:t>Inscripción: $</w:t>
       </w:r>
       <w:r>
         <w:rPr>
@@ -6985,6 +7069,34 @@
           <w:sz w:val="24"/>
           <w:szCs w:val="24"/>
           <w:u w:val="single"/>
+        </w:rPr>
+        <w:t>6</w:t>
+      </w:r>
+      <w:r>
+        <w:rPr>
+          <w:rFonts w:cs="Arial" w:ascii="Avenir Next" w:hAnsi="Avenir Next"/>
+          <w:b/>
+          <w:bCs/>
+          <w:i/>
+          <w:iCs/>
+          <w:color w:val="EE0000"/>
+          <w:sz w:val="24"/>
+          <w:szCs w:val="24"/>
+          <w:u w:val="single"/>
+        </w:rPr>
+        <w:t>00</w:t>
+      </w:r>
+      <w:r>
+        <w:rPr>
+          <w:rFonts w:cs="Arial" w:ascii="Avenir Next" w:hAnsi="Avenir Next"/>
+          <w:b/>
+          <w:bCs/>
+          <w:i/>
+          <w:iCs/>
+          <w:color w:val="EE0000"/>
+          <w:sz w:val="24"/>
+          <w:szCs w:val="24"/>
+          <w:u w:val="single"/>
           <w:vertAlign w:val="superscript"/>
         </w:rPr>
         <w:t>00</w:t>
@@ -7034,7 +7146,23 @@
           <w:sz w:val="24"/>
           <w:szCs w:val="24"/>
         </w:rPr>
-        <w:t>31 Semanas de $300</w:t>
+        <w:t>3</w:t>
+      </w:r>
+      <w:r>
+        <w:rPr>
+          <w:rFonts w:cs="Arial" w:ascii="Avenir Next" w:hAnsi="Avenir Next"/>
+          <w:sz w:val="24"/>
+          <w:szCs w:val="24"/>
+        </w:rPr>
+        <w:t>0</w:t>
+      </w:r>
+      <w:r>
+        <w:rPr>
+          <w:rFonts w:cs="Arial" w:ascii="Avenir Next" w:hAnsi="Avenir Next"/>
+          <w:sz w:val="24"/>
+          <w:szCs w:val="24"/>
+        </w:rPr>
+        <w:t xml:space="preserve"> Semanas de $300</w:t>
       </w:r>
       <w:r>
         <w:rPr>
@@ -7354,7 +7482,7 @@
                         <w:txbxContent>
                           <w:p>
                             <w:pPr>
-                              <w:pStyle w:val="Contenidodelmarco"/>
+                              <w:pStyle w:val="Contenidodelmarcouser"/>
                               <w:spacing w:before="0" w:after="160"/>
                               <w:jc w:val="center"/>
                               <w:rPr>
@@ -7371,6 +7499,7 @@
                                 <w:rFonts w:ascii="Avenir Next" w:hAnsi="Avenir Next"/>
                                 <w:b/>
                                 <w:bCs/>
+                                <w:color w:val="000000"/>
                                 <w:sz w:val="28"/>
                                 <w:szCs w:val="28"/>
                                 <w:lang w:val="es-ES_tradnl"/>
@@ -7399,7 +7528,7 @@
                   <w:txbxContent>
                     <w:p>
                       <w:pPr>
-                        <w:pStyle w:val="Contenidodelmarco"/>
+                        <w:pStyle w:val="Contenidodelmarcouser"/>
                         <w:spacing w:before="0" w:after="160"/>
                         <w:jc w:val="center"/>
                         <w:rPr>
@@ -7416,6 +7545,7 @@
                           <w:rFonts w:ascii="Avenir Next" w:hAnsi="Avenir Next"/>
                           <w:b/>
                           <w:bCs/>
+                          <w:color w:val="000000"/>
                           <w:sz w:val="28"/>
                           <w:szCs w:val="28"/>
                           <w:lang w:val="es-ES_tradnl"/>
@@ -7887,6 +8017,7 @@
     <w:qFormat/>
     <w:pPr>
       <w:widowControl/>
+      <w:suppressAutoHyphens w:val="true"/>
       <w:bidi w:val="0"/>
       <w:spacing w:lineRule="auto" w:line="259" w:before="0" w:after="160"/>
       <w:jc w:val="left"/>
@@ -7932,7 +8063,7 @@
       <w:spacing w:before="240" w:after="120"/>
     </w:pPr>
     <w:rPr>
-      <w:rFonts w:ascii="Liberation Sans" w:hAnsi="Liberation Sans" w:eastAsia="DejaVu Sans" w:cs="DejaVu Sans"/>
+      <w:rFonts w:ascii="Liberation Sans" w:hAnsi="Liberation Sans" w:eastAsia="DejaVu Sans" w:cs="FreeSans"/>
       <w:sz w:val="28"/>
       <w:szCs w:val="28"/>
     </w:rPr>
@@ -7973,6 +8104,32 @@
     <w:pPr>
       <w:suppressLineNumbers/>
     </w:pPr>
+    <w:rPr>
+      <w:rFonts w:cs="FreeSans"/>
+    </w:rPr>
+  </w:style>
+  <w:style w:type="paragraph" w:styleId="Ttulouser">
+    <w:name w:val="Título (user)"/>
+    <w:basedOn w:val="Normal"/>
+    <w:next w:val="BodyText"/>
+    <w:qFormat/>
+    <w:pPr>
+      <w:keepNext w:val="true"/>
+      <w:spacing w:before="240" w:after="120"/>
+    </w:pPr>
+    <w:rPr>
+      <w:rFonts w:ascii="Liberation Sans" w:hAnsi="Liberation Sans" w:eastAsia="DejaVu Sans" w:cs="DejaVu Sans"/>
+      <w:sz w:val="28"/>
+      <w:szCs w:val="28"/>
+    </w:rPr>
+  </w:style>
+  <w:style w:type="paragraph" w:styleId="ndiceuser">
+    <w:name w:val="Índice (user)"/>
+    <w:basedOn w:val="Normal"/>
+    <w:qFormat/>
+    <w:pPr>
+      <w:suppressLineNumbers/>
+    </w:pPr>
     <w:rPr/>
   </w:style>
   <w:style w:type="paragraph" w:styleId="ListParagraph">
@@ -8006,6 +8163,13 @@
       <w:szCs w:val="18"/>
     </w:rPr>
   </w:style>
+  <w:style w:type="paragraph" w:styleId="Contenidodelmarcouser">
+    <w:name w:val="Contenido del marco (user)"/>
+    <w:basedOn w:val="Normal"/>
+    <w:qFormat/>
+    <w:pPr/>
+    <w:rPr/>
+  </w:style>
   <w:style w:type="paragraph" w:styleId="Contenidodelmarco">
     <w:name w:val="Contenido del marco"/>
     <w:basedOn w:val="Normal"/>
@@ -8013,8 +8177,8 @@
     <w:pPr/>
     <w:rPr/>
   </w:style>
-  <w:style w:type="numbering" w:styleId="Ningunalista" w:default="1">
-    <w:name w:val="Ninguna lista"/>
+  <w:style w:type="numbering" w:styleId="Ningunalistauser" w:default="1">
+    <w:name w:val="Ninguna lista (user)"/>
     <w:uiPriority w:val="99"/>
     <w:semiHidden/>
     <w:unhideWhenUsed/>
